--- a/deploy/prd/resumes/web_developer_resume.docx
+++ b/deploy/prd/resumes/web_developer_resume.docx
@@ -32,13 +32,8 @@
         <w:t>compute456</w:t>
       </w:r>
       <w:r>
-        <w:t>@outlook.com   +1 562-377-</w:t>
+        <w:t>@outlook.com   +1 562-377-6699  •</w:t>
       </w:r>
-      <w:proofErr w:type="gramStart"/>
-      <w:r>
-        <w:t>6699  •</w:t>
-      </w:r>
-      <w:proofErr w:type="gramEnd"/>
     </w:p>
     <w:p>
       <w:pPr>
@@ -65,13 +60,8 @@
         <w:t xml:space="preserve">   portfolio: </w:t>
       </w:r>
       <w:proofErr w:type="spellStart"/>
-      <w:proofErr w:type="gramStart"/>
       <w:r>
-        <w:t>david.simplifai</w:t>
-      </w:r>
-      <w:proofErr w:type="gramEnd"/>
-      <w:r>
-        <w:t>.team</w:t>
+        <w:t>david.simplifai.team</w:t>
       </w:r>
       <w:proofErr w:type="spellEnd"/>
     </w:p>
@@ -269,6 +259,88 @@
           <w:b w:val="0"/>
           <w:sz w:val="18"/>
         </w:rPr>
+        <w:t>Architected and developed ReviewNudge™ (</w:t>
+      </w:r>
+      <w:hyperlink r:id="rId8" w:history="1">
+        <w:r>
+          <w:rPr>
+            <w:b w:val="0"/>
+            <w:sz w:val="18"/>
+            <w:u w:val="single"/>
+          </w:rPr>
+          <w:t>reviewnudge.dourl.net</w:t>
+        </w:r>
+      </w:hyperlink>
+      <w:r>
+        <w:rPr>
+          <w:b w:val="0"/>
+          <w:sz w:val="18"/>
+        </w:rPr>
+        <w:t>), a multi-tenant, micro-SaaS platform that automates customer review requests, follow-ups, workspace administration, and review-status tracking for service businesses.</w:t>
+      </w:r>
+    </w:p>
+    <w:p>
+      <w:pPr>
+        <w:pStyle w:val="ResumeRole"/>
+        <w:keepNext/>
+        <w:numPr>
+          <w:ilvl w:val="0"/>
+          <w:numId w:val="11"/>
+        </w:numPr>
+        <w:tabs>
+          <w:tab w:val="right" w:pos="10570"/>
+        </w:tabs>
+        <w:rPr>
+          <w:b w:val="0"/>
+          <w:sz w:val="18"/>
+        </w:rPr>
+      </w:pPr>
+      <w:r>
+        <w:rPr>
+          <w:b w:val="0"/>
+          <w:sz w:val="18"/>
+        </w:rPr>
+        <w:t>Designed and developed Portmason™ (</w:t>
+      </w:r>
+      <w:hyperlink r:id="rId9" w:anchor="lab" w:history="1">
+        <w:r>
+          <w:rPr>
+            <w:b w:val="0"/>
+            <w:sz w:val="18"/>
+            <w:u w:val="single"/>
+          </w:rPr>
+          <w:t>www.etal.solutions</w:t>
+        </w:r>
+      </w:hyperlink>
+      <w:r>
+        <w:rPr>
+          <w:b w:val="0"/>
+          <w:sz w:val="18"/>
+        </w:rPr>
+        <w:t>), a portable automation platform that standardizes application provisioning, deployment, configuration, and operations across local and cloud environments.</w:t>
+      </w:r>
+    </w:p>
+    <w:p>
+      <w:pPr>
+        <w:pStyle w:val="ResumeRole"/>
+        <w:keepNext/>
+        <w:numPr>
+          <w:ilvl w:val="0"/>
+          <w:numId w:val="11"/>
+        </w:numPr>
+        <w:tabs>
+          <w:tab w:val="right" w:pos="10570"/>
+        </w:tabs>
+        <w:rPr>
+          <w:b w:val="0"/>
+          <w:sz w:val="18"/>
+        </w:rPr>
+      </w:pPr>
+      <w:r>
+        <w:rPr>
+          <w:b w:val="0"/>
+          <w:sz w:val="18"/>
+        </w:rPr>
         <w:t>Designed and implemented .NET applications, APIs, integration components, automation workflows, and relational data solutions using cloud-ready architectural patterns.</w:t>
       </w:r>
     </w:p>
@@ -596,7 +668,7 @@
       </w:r>
     </w:p>
     <w:sectPr>
-      <w:footerReference w:type="default" r:id="rId8"/>
+      <w:footerReference w:type="default" r:id="rId10"/>
       <w:pgSz w:w="12240" w:h="15840"/>
       <w:pgMar w:top="605" w:right="835" w:bottom="605" w:left="835" w:header="720" w:footer="720" w:gutter="0"/>
       <w:cols w:space="720"/>
@@ -945,6 +1017,155 @@
     </w:lvl>
   </w:abstractNum>
   <w:abstractNum w:abstractNumId="10" w15:restartNumberingAfterBreak="0">
+    <w:nsid w:val="6A81382C"/>
+    <w:multiLevelType w:val="multilevel"/>
+    <w:tmpl w:val="68D652E8"/>
+    <w:lvl w:ilvl="0">
+      <w:start w:val="1"/>
+      <w:numFmt w:val="bullet"/>
+      <w:lvlText w:val=""/>
+      <w:lvlJc w:val="left"/>
+      <w:pPr>
+        <w:tabs>
+          <w:tab w:val="num" w:pos="1080"/>
+        </w:tabs>
+        <w:ind w:left="1080" w:hanging="360"/>
+      </w:pPr>
+      <w:rPr>
+        <w:rFonts w:ascii="Symbol" w:hAnsi="Symbol" w:hint="default"/>
+        <w:sz w:val="20"/>
+      </w:rPr>
+    </w:lvl>
+    <w:lvl w:ilvl="1" w:tentative="1">
+      <w:start w:val="1"/>
+      <w:numFmt w:val="bullet"/>
+      <w:lvlText w:val="o"/>
+      <w:lvlJc w:val="left"/>
+      <w:pPr>
+        <w:tabs>
+          <w:tab w:val="num" w:pos="1800"/>
+        </w:tabs>
+        <w:ind w:left="1800" w:hanging="360"/>
+      </w:pPr>
+      <w:rPr>
+        <w:rFonts w:ascii="Courier New" w:hAnsi="Courier New" w:hint="default"/>
+        <w:sz w:val="20"/>
+      </w:rPr>
+    </w:lvl>
+    <w:lvl w:ilvl="2" w:tentative="1">
+      <w:start w:val="1"/>
+      <w:numFmt w:val="bullet"/>
+      <w:lvlText w:val=""/>
+      <w:lvlJc w:val="left"/>
+      <w:pPr>
+        <w:tabs>
+          <w:tab w:val="num" w:pos="2520"/>
+        </w:tabs>
+        <w:ind w:left="2520" w:hanging="360"/>
+      </w:pPr>
+      <w:rPr>
+        <w:rFonts w:ascii="Wingdings" w:hAnsi="Wingdings" w:hint="default"/>
+        <w:sz w:val="20"/>
+      </w:rPr>
+    </w:lvl>
+    <w:lvl w:ilvl="3" w:tentative="1">
+      <w:start w:val="1"/>
+      <w:numFmt w:val="bullet"/>
+      <w:lvlText w:val=""/>
+      <w:lvlJc w:val="left"/>
+      <w:pPr>
+        <w:tabs>
+          <w:tab w:val="num" w:pos="3240"/>
+        </w:tabs>
+        <w:ind w:left="3240" w:hanging="360"/>
+      </w:pPr>
+      <w:rPr>
+        <w:rFonts w:ascii="Wingdings" w:hAnsi="Wingdings" w:hint="default"/>
+        <w:sz w:val="20"/>
+      </w:rPr>
+    </w:lvl>
+    <w:lvl w:ilvl="4" w:tentative="1">
+      <w:start w:val="1"/>
+      <w:numFmt w:val="bullet"/>
+      <w:lvlText w:val=""/>
+      <w:lvlJc w:val="left"/>
+      <w:pPr>
+        <w:tabs>
+          <w:tab w:val="num" w:pos="3960"/>
+        </w:tabs>
+        <w:ind w:left="3960" w:hanging="360"/>
+      </w:pPr>
+      <w:rPr>
+        <w:rFonts w:ascii="Wingdings" w:hAnsi="Wingdings" w:hint="default"/>
+        <w:sz w:val="20"/>
+      </w:rPr>
+    </w:lvl>
+    <w:lvl w:ilvl="5" w:tentative="1">
+      <w:start w:val="1"/>
+      <w:numFmt w:val="bullet"/>
+      <w:lvlText w:val=""/>
+      <w:lvlJc w:val="left"/>
+      <w:pPr>
+        <w:tabs>
+          <w:tab w:val="num" w:pos="4680"/>
+        </w:tabs>
+        <w:ind w:left="4680" w:hanging="360"/>
+      </w:pPr>
+      <w:rPr>
+        <w:rFonts w:ascii="Wingdings" w:hAnsi="Wingdings" w:hint="default"/>
+        <w:sz w:val="20"/>
+      </w:rPr>
+    </w:lvl>
+    <w:lvl w:ilvl="6" w:tentative="1">
+      <w:start w:val="1"/>
+      <w:numFmt w:val="bullet"/>
+      <w:lvlText w:val=""/>
+      <w:lvlJc w:val="left"/>
+      <w:pPr>
+        <w:tabs>
+          <w:tab w:val="num" w:pos="5400"/>
+        </w:tabs>
+        <w:ind w:left="5400" w:hanging="360"/>
+      </w:pPr>
+      <w:rPr>
+        <w:rFonts w:ascii="Wingdings" w:hAnsi="Wingdings" w:hint="default"/>
+        <w:sz w:val="20"/>
+      </w:rPr>
+    </w:lvl>
+    <w:lvl w:ilvl="7" w:tentative="1">
+      <w:start w:val="1"/>
+      <w:numFmt w:val="bullet"/>
+      <w:lvlText w:val=""/>
+      <w:lvlJc w:val="left"/>
+      <w:pPr>
+        <w:tabs>
+          <w:tab w:val="num" w:pos="6120"/>
+        </w:tabs>
+        <w:ind w:left="6120" w:hanging="360"/>
+      </w:pPr>
+      <w:rPr>
+        <w:rFonts w:ascii="Wingdings" w:hAnsi="Wingdings" w:hint="default"/>
+        <w:sz w:val="20"/>
+      </w:rPr>
+    </w:lvl>
+    <w:lvl w:ilvl="8" w:tentative="1">
+      <w:start w:val="1"/>
+      <w:numFmt w:val="bullet"/>
+      <w:lvlText w:val=""/>
+      <w:lvlJc w:val="left"/>
+      <w:pPr>
+        <w:tabs>
+          <w:tab w:val="num" w:pos="6840"/>
+        </w:tabs>
+        <w:ind w:left="6840" w:hanging="360"/>
+      </w:pPr>
+      <w:rPr>
+        <w:rFonts w:ascii="Wingdings" w:hAnsi="Wingdings" w:hint="default"/>
+        <w:sz w:val="20"/>
+      </w:rPr>
+    </w:lvl>
+  </w:abstractNum>
+  <w:abstractNum w:abstractNumId="11" w15:restartNumberingAfterBreak="0">
     <w:nsid w:val="7B99011E"/>
     <w:multiLevelType w:val="hybridMultilevel"/>
     <w:tmpl w:val="FFC27E50"/>
@@ -1085,10 +1306,13 @@
     <w:abstractNumId w:val="0"/>
   </w:num>
   <w:num w:numId="10" w16cid:durableId="1897813704">
-    <w:abstractNumId w:val="10"/>
+    <w:abstractNumId w:val="11"/>
   </w:num>
   <w:num w:numId="11" w16cid:durableId="1234585362">
     <w:abstractNumId w:val="9"/>
+  </w:num>
+  <w:num w:numId="12" w16cid:durableId="85424684">
+    <w:abstractNumId w:val="10"/>
   </w:num>
 </w:numbering>
 </file>
@@ -12554,6 +12778,35 @@
       <w:sz w:val="17"/>
     </w:rPr>
   </w:style>
+  <w:style w:type="paragraph" w:customStyle="1" w:styleId="BulletedList">
+    <w:name w:val="Bulleted List"/>
+    <w:basedOn w:val="Normal"/>
+    <w:link w:val="BulletedListChar"/>
+    <w:qFormat/>
+    <w:rsid w:val="00B57361"/>
+    <w:pPr>
+      <w:tabs>
+        <w:tab w:val="num" w:pos="720"/>
+      </w:tabs>
+      <w:ind w:left="720" w:right="680" w:hanging="360"/>
+    </w:pPr>
+    <w:rPr>
+      <w:rFonts w:ascii="Times New Roman" w:eastAsia="Times New Roman" w:hAnsi="Times New Roman" w:cs="Times New Roman"/>
+      <w:sz w:val="24"/>
+      <w:szCs w:val="24"/>
+    </w:rPr>
+  </w:style>
+  <w:style w:type="character" w:customStyle="1" w:styleId="BulletedListChar">
+    <w:name w:val="Bulleted List Char"/>
+    <w:basedOn w:val="DefaultParagraphFont"/>
+    <w:link w:val="BulletedList"/>
+    <w:rsid w:val="00B57361"/>
+    <w:rPr>
+      <w:rFonts w:ascii="Times New Roman" w:eastAsia="Times New Roman" w:hAnsi="Times New Roman" w:cs="Times New Roman"/>
+      <w:sz w:val="24"/>
+      <w:szCs w:val="24"/>
+    </w:rPr>
+  </w:style>
 </w:styles>
 </file>
 
